--- a/Team Contract.docx
+++ b/Team Contract.docx
@@ -123,7 +123,10 @@
         <w:t xml:space="preserve">Signature: </w:t>
       </w:r>
       <w:r>
-        <w:t>STK</w:t>
+        <w:t>ST</w:t>
+      </w:r>
+      <w:r>
+        <w:t>K</w:t>
       </w:r>
     </w:p>
     <w:p>
@@ -221,12 +224,10 @@
       </w:r>
       <w:r>
         <w:tab/>
-      </w:r>
-      <w:r>
-        <w:t xml:space="preserve">  </w:t>
-      </w:r>
-      <w:r>
-        <w:t>Signature:</w:t>
+        <w:t xml:space="preserve"> Signature</w:t>
+      </w:r>
+      <w:r>
+        <w:t>:</w:t>
       </w:r>
       <w:r>
         <w:t xml:space="preserve"> Saniya</w:t>
@@ -847,6 +848,7 @@
   <w:style w:type="character" w:default="1" w:styleId="DefaultParagraphFont">
     <w:name w:val="Default Paragraph Font"/>
     <w:uiPriority w:val="1"/>
+    <w:semiHidden/>
     <w:unhideWhenUsed/>
   </w:style>
   <w:style w:type="table" w:default="1" w:styleId="TableNormal">

--- a/Team Contract.docx
+++ b/Team Contract.docx
@@ -151,6 +151,9 @@
       </w:r>
       <w:r>
         <w:t>Nikhitha</w:t>
+      </w:r>
+      <w:r>
+        <w:t xml:space="preserve"> Reddy</w:t>
       </w:r>
     </w:p>
     <w:p>
